--- a/DOCS_DA_CONVERTIRE/index_it.docx
+++ b/DOCS_DA_CONVERTIRE/index_it.docx
@@ -4,27 +4,256 @@
   <w:body>
     <w:p>
       <w:r>
-        <w:t>Benvenuto sul sito che parla di Bologna.</w:t>
-      </w:r>
-      <w:r>
+        <w:rPr>
+          <w:u w:val="single"/>
+        </w:rPr>
+        <w:t>Benvenut</w:t>
+      </w:r>
+      <w:r>
+        <w:rPr>
+          <w:u w:val="single"/>
+        </w:rPr>
+        <w:t>i</w:t>
+      </w:r>
+      <w:r>
+        <w:rPr>
+          <w:u w:val="single"/>
+        </w:rPr>
+        <w:t xml:space="preserve"> sul sito che parla </w:t>
+      </w:r>
+      <w:r>
+        <w:rPr>
+          <w:u w:val="single"/>
+        </w:rPr>
+        <w:t>dei portici di San Luca di pianura, che iniziano a Porta Saragozza e terminano al Meloncello</w:t>
+      </w:r>
+      <w:r>
+        <w:rPr>
+          <w:u w:val="single"/>
+        </w:rPr>
+        <w:t>.</w:t>
+      </w:r>
+      <w:r>
+        <w:rPr>
+          <w:u w:val="single"/>
+        </w:rPr>
         <w:br/>
-        <w:t>Vi accompagno con l'audio e per maggiori dettagli potete leggere il testo e le immagini nella pagina.</w:t>
-      </w:r>
-      <w:r>
+        <w:t xml:space="preserve">Vi accompagno con l'audio e per maggiori dettagli potete leggere il testo </w:t>
+      </w:r>
+      <w:r>
+        <w:rPr>
+          <w:u w:val="single"/>
+        </w:rPr>
+        <w:t xml:space="preserve">con </w:t>
+      </w:r>
+      <w:r>
+        <w:rPr>
+          <w:u w:val="single"/>
+        </w:rPr>
+        <w:t>le immagini nella pagina.</w:t>
+      </w:r>
+      <w:r>
+        <w:rPr>
+          <w:u w:val="single"/>
+        </w:rPr>
         <w:br/>
-        <w:t>Vi porto indietro nel tempo basandomi sul luogo dove vi fermate.</w:t>
-      </w:r>
-      <w:r>
+      </w:r>
+      <w:r>
+        <w:rPr>
+          <w:u w:val="single"/>
+        </w:rPr>
+        <w:t>Camminando sotto i portici, sul versante che dà sulla via Saragozza, potete notare la struttura portante che collega le colonne a forma d’arco</w:t>
+      </w:r>
+      <w:r>
+        <w:rPr>
+          <w:u w:val="single"/>
+        </w:rPr>
+        <w:t>.</w:t>
+      </w:r>
+      <w:r>
+        <w:rPr>
+          <w:u w:val="single"/>
+        </w:rPr>
+        <w:t xml:space="preserve"> Ogni arco è numerato con una targhetta che troverete in alto dalla parte opposta alla colonna. </w:t>
+      </w:r>
+      <w:r>
+        <w:rPr>
+          <w:u w:val="single"/>
+        </w:rPr>
         <w:br/>
-        <w:t>Se sul posto trovate un QR-code potete accedere ad una pagina direttamente.</w:t>
-      </w:r>
-      <w:r>
+      </w:r>
+      <w:r>
+        <w:rPr>
+          <w:u w:val="single"/>
+        </w:rPr>
+        <w:t xml:space="preserve">Complessivamente </w:t>
+      </w:r>
+      <w:r>
+        <w:rPr>
+          <w:u w:val="single"/>
+        </w:rPr>
+        <w:t>nel tratto di pianura di archi sono circa 300, ma che siano di interesse sono una trentina.</w:t>
+      </w:r>
+      <w:r>
+        <w:rPr>
+          <w:u w:val="single"/>
+        </w:rPr>
         <w:br/>
-        <w:t>In assenza del QR-code attivando il GPS del vostro smartphone, in alto a destra trovate un bottone rettangolare verde che vi presenterà la lista dei posti nelle vicinanze che sono di interesse.</w:t>
-      </w:r>
-      <w:r>
+      </w:r>
+      <w:r>
+        <w:rPr>
+          <w:u w:val="single"/>
+        </w:rPr>
+        <w:t xml:space="preserve">Se camminando vi tenete sul lato che dà alla via, e </w:t>
+      </w:r>
+      <w:r>
+        <w:rPr>
+          <w:u w:val="single"/>
+        </w:rPr>
+        <w:t>attiva</w:t>
+      </w:r>
+      <w:r>
+        <w:rPr>
+          <w:u w:val="single"/>
+        </w:rPr>
+        <w:t>te</w:t>
+      </w:r>
+      <w:r>
+        <w:rPr>
+          <w:u w:val="single"/>
+        </w:rPr>
+        <w:t xml:space="preserve"> il GPS </w:t>
+      </w:r>
+      <w:r>
+        <w:rPr>
+          <w:u w:val="single"/>
+        </w:rPr>
+        <w:t>sul</w:t>
+      </w:r>
+      <w:r>
+        <w:rPr>
+          <w:u w:val="single"/>
+        </w:rPr>
+        <w:t xml:space="preserve"> vostro smartphone,</w:t>
+      </w:r>
+      <w:r>
+        <w:rPr>
+          <w:u w:val="single"/>
+        </w:rPr>
+        <w:t xml:space="preserve"> l’applicazione vi presenterà,</w:t>
+      </w:r>
+      <w:r>
+        <w:rPr>
+          <w:u w:val="single"/>
+        </w:rPr>
+        <w:t xml:space="preserve"> </w:t>
+      </w:r>
+      <w:r>
+        <w:rPr>
+          <w:u w:val="single"/>
+        </w:rPr>
+        <w:t xml:space="preserve">premendo il </w:t>
+      </w:r>
+      <w:r>
+        <w:rPr>
+          <w:u w:val="single"/>
+        </w:rPr>
+        <w:t>bottone rettangolare verde</w:t>
+      </w:r>
+      <w:r>
+        <w:rPr>
+          <w:u w:val="single"/>
+        </w:rPr>
+        <w:t xml:space="preserve"> </w:t>
+      </w:r>
+      <w:r>
+        <w:rPr>
+          <w:u w:val="single"/>
+        </w:rPr>
+        <w:t>in alto a destra</w:t>
+      </w:r>
+      <w:r>
+        <w:rPr>
+          <w:u w:val="single"/>
+        </w:rPr>
+        <w:t>,</w:t>
+      </w:r>
+      <w:r>
+        <w:rPr>
+          <w:u w:val="single"/>
+        </w:rPr>
+        <w:t xml:space="preserve"> </w:t>
+      </w:r>
+      <w:r>
+        <w:rPr>
+          <w:u w:val="single"/>
+        </w:rPr>
+        <w:t>la lista de</w:t>
+      </w:r>
+      <w:r>
+        <w:rPr>
+          <w:u w:val="single"/>
+        </w:rPr>
+        <w:t>gl</w:t>
+      </w:r>
+      <w:r>
+        <w:rPr>
+          <w:u w:val="single"/>
+        </w:rPr>
+        <w:t xml:space="preserve">i </w:t>
+      </w:r>
+      <w:r>
+        <w:rPr>
+          <w:u w:val="single"/>
+        </w:rPr>
+        <w:t>archi</w:t>
+      </w:r>
+      <w:r>
+        <w:rPr>
+          <w:u w:val="single"/>
+        </w:rPr>
+        <w:t xml:space="preserve"> nelle vicinanze che sono di interesse.</w:t>
+      </w:r>
+      <w:r>
+        <w:rPr>
+          <w:u w:val="single"/>
+        </w:rPr>
         <w:br/>
-        <w:t>Selezionando una voce della lista vi si aprirà la pagina corrispondente a quel luogo. In alto a sinistra ci sono tre lineette orizzontali che vi dà la lista completa dei luoghi che sono documentati nel sito.</w:t>
+        <w:t xml:space="preserve">Selezionando una voce della lista vi si aprirà la pagina corrispondente a quel luogo. </w:t>
+      </w:r>
+      <w:r>
+        <w:rPr>
+          <w:u w:val="single"/>
+        </w:rPr>
+        <w:br/>
+        <w:t>Per avere un breve audio relativo al punto di interesse, premete sul bottone azzurro.</w:t>
+      </w:r>
+      <w:r>
+        <w:rPr>
+          <w:u w:val="single"/>
+        </w:rPr>
+        <w:br/>
+      </w:r>
+      <w:r>
+        <w:rPr>
+          <w:u w:val="single"/>
+        </w:rPr>
+        <w:t>In alto a sinistra ci sono tre lineette orizzontali che vi dà la lista completa dei luoghi che sono documentati nel sito.</w:t>
+      </w:r>
+      <w:r>
+        <w:rPr>
+          <w:u w:val="single"/>
+        </w:rPr>
+        <w:t xml:space="preserve"> </w:t>
+      </w:r>
+      <w:r>
+        <w:rPr>
+          <w:u w:val="single"/>
+        </w:rPr>
+        <w:t>Buona camminata</w:t>
+      </w:r>
+      <w:r>
+        <w:t>.</w:t>
       </w:r>
     </w:p>
     <w:p/>
@@ -641,6 +870,7 @@
   <w:style w:type="character" w:default="1" w:styleId="Carpredefinitoparagrafo">
     <w:name w:val="Default Paragraph Font"/>
     <w:uiPriority w:val="1"/>
+    <w:semiHidden/>
     <w:unhideWhenUsed/>
   </w:style>
   <w:style w:type="table" w:default="1" w:styleId="Tabellanormale">

--- a/DOCS_DA_CONVERTIRE/index_it.docx
+++ b/DOCS_DA_CONVERTIRE/index_it.docx
@@ -4,256 +4,121 @@
   <w:body>
     <w:p>
       <w:r>
-        <w:rPr>
-          <w:u w:val="single"/>
-        </w:rPr>
         <w:t>Benvenut</w:t>
       </w:r>
       <w:r>
-        <w:rPr>
-          <w:u w:val="single"/>
-        </w:rPr>
         <w:t>i</w:t>
       </w:r>
       <w:r>
-        <w:rPr>
-          <w:u w:val="single"/>
-        </w:rPr>
         <w:t xml:space="preserve"> sul sito che parla </w:t>
       </w:r>
       <w:r>
-        <w:rPr>
-          <w:u w:val="single"/>
-        </w:rPr>
         <w:t>dei portici di San Luca di pianura, che iniziano a Porta Saragozza e terminano al Meloncello</w:t>
       </w:r>
       <w:r>
-        <w:rPr>
-          <w:u w:val="single"/>
-        </w:rPr>
         <w:t>.</w:t>
       </w:r>
       <w:r>
-        <w:rPr>
-          <w:u w:val="single"/>
-        </w:rPr>
         <w:br/>
         <w:t xml:space="preserve">Vi accompagno con l'audio e per maggiori dettagli potete leggere il testo </w:t>
       </w:r>
       <w:r>
-        <w:rPr>
-          <w:u w:val="single"/>
-        </w:rPr>
         <w:t xml:space="preserve">con </w:t>
       </w:r>
       <w:r>
-        <w:rPr>
-          <w:u w:val="single"/>
-        </w:rPr>
         <w:t>le immagini nella pagina.</w:t>
       </w:r>
       <w:r>
-        <w:rPr>
-          <w:u w:val="single"/>
-        </w:rPr>
         <w:br/>
       </w:r>
       <w:r>
-        <w:rPr>
-          <w:u w:val="single"/>
-        </w:rPr>
         <w:t>Camminando sotto i portici, sul versante che dà sulla via Saragozza, potete notare la struttura portante che collega le colonne a forma d’arco</w:t>
       </w:r>
       <w:r>
-        <w:rPr>
-          <w:u w:val="single"/>
-        </w:rPr>
         <w:t>.</w:t>
       </w:r>
       <w:r>
-        <w:rPr>
-          <w:u w:val="single"/>
-        </w:rPr>
         <w:t xml:space="preserve"> Ogni arco è numerato con una targhetta che troverete in alto dalla parte opposta alla colonna. </w:t>
       </w:r>
       <w:r>
-        <w:rPr>
-          <w:u w:val="single"/>
-        </w:rPr>
         <w:br/>
       </w:r>
       <w:r>
-        <w:rPr>
-          <w:u w:val="single"/>
-        </w:rPr>
         <w:t xml:space="preserve">Complessivamente </w:t>
       </w:r>
       <w:r>
-        <w:rPr>
-          <w:u w:val="single"/>
-        </w:rPr>
         <w:t>nel tratto di pianura di archi sono circa 300, ma che siano di interesse sono una trentina.</w:t>
       </w:r>
       <w:r>
-        <w:rPr>
-          <w:u w:val="single"/>
-        </w:rPr>
         <w:br/>
       </w:r>
       <w:r>
-        <w:rPr>
-          <w:u w:val="single"/>
-        </w:rPr>
         <w:t xml:space="preserve">Se camminando vi tenete sul lato che dà alla via, e </w:t>
       </w:r>
       <w:r>
-        <w:rPr>
-          <w:u w:val="single"/>
-        </w:rPr>
         <w:t>attiva</w:t>
       </w:r>
       <w:r>
-        <w:rPr>
-          <w:u w:val="single"/>
-        </w:rPr>
         <w:t>te</w:t>
       </w:r>
       <w:r>
-        <w:rPr>
-          <w:u w:val="single"/>
-        </w:rPr>
         <w:t xml:space="preserve"> il GPS </w:t>
       </w:r>
       <w:r>
-        <w:rPr>
-          <w:u w:val="single"/>
-        </w:rPr>
         <w:t>sul</w:t>
       </w:r>
       <w:r>
-        <w:rPr>
-          <w:u w:val="single"/>
-        </w:rPr>
         <w:t xml:space="preserve"> vostro smartphone,</w:t>
       </w:r>
       <w:r>
-        <w:rPr>
-          <w:u w:val="single"/>
-        </w:rPr>
         <w:t xml:space="preserve"> l’applicazione vi presenterà,</w:t>
       </w:r>
       <w:r>
-        <w:rPr>
-          <w:u w:val="single"/>
-        </w:rPr>
         <w:t xml:space="preserve"> </w:t>
       </w:r>
       <w:r>
-        <w:rPr>
-          <w:u w:val="single"/>
-        </w:rPr>
         <w:t xml:space="preserve">premendo il </w:t>
       </w:r>
       <w:r>
-        <w:rPr>
-          <w:u w:val="single"/>
-        </w:rPr>
         <w:t>bottone rettangolare verde</w:t>
       </w:r>
       <w:r>
-        <w:rPr>
-          <w:u w:val="single"/>
-        </w:rPr>
-        <w:t xml:space="preserve"> </w:t>
-      </w:r>
-      <w:r>
-        <w:rPr>
-          <w:u w:val="single"/>
-        </w:rPr>
-        <w:t>in alto a destra</w:t>
-      </w:r>
-      <w:r>
-        <w:rPr>
-          <w:u w:val="single"/>
-        </w:rPr>
-        <w:t>,</w:t>
-      </w:r>
-      <w:r>
-        <w:rPr>
-          <w:u w:val="single"/>
-        </w:rPr>
-        <w:t xml:space="preserve"> </w:t>
-      </w:r>
-      <w:r>
-        <w:rPr>
-          <w:u w:val="single"/>
-        </w:rPr>
+        <w:t xml:space="preserve"> in alto a destra, </w:t>
+      </w:r>
+      <w:r>
         <w:t>la lista de</w:t>
       </w:r>
       <w:r>
-        <w:rPr>
-          <w:u w:val="single"/>
-        </w:rPr>
         <w:t>gl</w:t>
       </w:r>
       <w:r>
-        <w:rPr>
-          <w:u w:val="single"/>
-        </w:rPr>
         <w:t xml:space="preserve">i </w:t>
       </w:r>
       <w:r>
-        <w:rPr>
-          <w:u w:val="single"/>
-        </w:rPr>
         <w:t>archi</w:t>
       </w:r>
       <w:r>
-        <w:rPr>
-          <w:u w:val="single"/>
-        </w:rPr>
         <w:t xml:space="preserve"> nelle vicinanze che sono di interesse.</w:t>
       </w:r>
       <w:r>
-        <w:rPr>
-          <w:u w:val="single"/>
-        </w:rPr>
         <w:br/>
         <w:t xml:space="preserve">Selezionando una voce della lista vi si aprirà la pagina corrispondente a quel luogo. </w:t>
       </w:r>
       <w:r>
-        <w:rPr>
-          <w:u w:val="single"/>
-        </w:rPr>
         <w:br/>
         <w:t>Per avere un breve audio relativo al punto di interesse, premete sul bottone azzurro.</w:t>
       </w:r>
       <w:r>
-        <w:rPr>
-          <w:u w:val="single"/>
-        </w:rPr>
         <w:br/>
       </w:r>
       <w:r>
-        <w:rPr>
-          <w:u w:val="single"/>
-        </w:rPr>
         <w:t>In alto a sinistra ci sono tre lineette orizzontali che vi dà la lista completa dei luoghi che sono documentati nel sito.</w:t>
       </w:r>
       <w:r>
-        <w:rPr>
-          <w:u w:val="single"/>
-        </w:rPr>
         <w:t xml:space="preserve"> </w:t>
       </w:r>
       <w:r>
-        <w:rPr>
-          <w:u w:val="single"/>
-        </w:rPr>
-        <w:t>Buona camminata</w:t>
-      </w:r>
-      <w:r>
-        <w:t>.</w:t>
+        <w:t>Buona camminata.</w:t>
       </w:r>
     </w:p>
     <w:p/>
